--- a/Praktikum/Satria Nazar Alief/Minggu 3/Pertemuan 3 - Satria Nazar Alief_2403015060.docx
+++ b/Praktikum/Satria Nazar Alief/Minggu 3/Pertemuan 3 - Satria Nazar Alief_2403015060.docx
@@ -492,8 +492,6 @@
         <w:lastRenderedPageBreak/>
         <w:t>Pertemuan 3</w:t>
       </w:r>
-      <w:bookmarkStart w:id="0" w:name="_GoBack"/>
-      <w:bookmarkEnd w:id="0"/>
       <w:r>
         <w:rPr>
           <w:rFonts w:ascii="Times New Roman" w:hAnsi="Times New Roman"/>
@@ -1247,16 +1245,58 @@
         </w:rPr>
         <w:tab/>
       </w:r>
-      <w:hyperlink r:id="rId8" w:history="1">
-        <w:r>
-          <w:rPr>
-            <w:rStyle w:val="Hyperlink"/>
-            <w:rFonts w:ascii="Times New Roman" w:hAnsi="Times New Roman" w:cs="Times New Roman"/>
-            <w:szCs w:val="24"/>
-          </w:rPr>
-          <w:t>https://github.com/palentpemberani/Project-RPL-.git</w:t>
-        </w:r>
-      </w:hyperlink>
+      <w:bookmarkStart w:id="0" w:name="_GoBack"/>
+      <w:bookmarkEnd w:id="0"/>
+      <w:r>
+        <w:rPr>
+          <w:rFonts w:ascii="Times New Roman" w:hAnsi="Times New Roman" w:cs="Times New Roman"/>
+          <w:szCs w:val="24"/>
+        </w:rPr>
+        <w:fldChar w:fldCharType="begin"/>
+      </w:r>
+      <w:r>
+        <w:rPr>
+          <w:rFonts w:ascii="Times New Roman" w:hAnsi="Times New Roman" w:cs="Times New Roman"/>
+          <w:szCs w:val="24"/>
+        </w:rPr>
+        <w:instrText xml:space="preserve"> HYPERLINK "</w:instrText>
+      </w:r>
+      <w:r>
+        <w:rPr>
+          <w:rFonts w:ascii="Times New Roman" w:hAnsi="Times New Roman" w:cs="Times New Roman"/>
+          <w:szCs w:val="24"/>
+        </w:rPr>
+        <w:instrText>https://github.com/palentpemberani/KAIZEN-CAKERY-4A-.git</w:instrText>
+      </w:r>
+      <w:r>
+        <w:rPr>
+          <w:rFonts w:ascii="Times New Roman" w:hAnsi="Times New Roman" w:cs="Times New Roman"/>
+          <w:szCs w:val="24"/>
+        </w:rPr>
+        <w:instrText xml:space="preserve">" </w:instrText>
+      </w:r>
+      <w:r>
+        <w:rPr>
+          <w:rFonts w:ascii="Times New Roman" w:hAnsi="Times New Roman" w:cs="Times New Roman"/>
+          <w:szCs w:val="24"/>
+        </w:rPr>
+        <w:fldChar w:fldCharType="separate"/>
+      </w:r>
+      <w:r>
+        <w:rPr>
+          <w:rStyle w:val="Hyperlink"/>
+          <w:rFonts w:ascii="Times New Roman" w:hAnsi="Times New Roman" w:cs="Times New Roman"/>
+          <w:szCs w:val="24"/>
+        </w:rPr>
+        <w:t>https://github.com/palentpemberani/KAIZEN-CAKERY-4A-.git</w:t>
+      </w:r>
+      <w:r>
+        <w:rPr>
+          <w:rFonts w:ascii="Times New Roman" w:hAnsi="Times New Roman" w:cs="Times New Roman"/>
+          <w:szCs w:val="24"/>
+        </w:rPr>
+        <w:fldChar w:fldCharType="end"/>
+      </w:r>
     </w:p>
     <w:p>
       <w:pPr>
@@ -1623,9 +1663,9 @@
     </w:p>
     <w:p/>
     <w:sectPr>
-      <w:headerReference w:type="even" r:id="rId9"/>
-      <w:headerReference w:type="default" r:id="rId10"/>
-      <w:headerReference w:type="first" r:id="rId11"/>
+      <w:headerReference w:type="even" r:id="rId8"/>
+      <w:headerReference w:type="default" r:id="rId9"/>
+      <w:headerReference w:type="first" r:id="rId10"/>
       <w:pgSz w:w="11905" w:h="16840"/>
       <w:pgMar w:top="1701" w:right="2268" w:bottom="2268" w:left="2268" w:header="720" w:footer="720" w:gutter="0"/>
       <w:cols w:space="720"/>
